--- a/AI Usage Statements/Team2_SoftwareEngineering_Project_SRS_SPMP_AI_Usage_Statement.docx
+++ b/AI Usage Statements/Team2_SoftwareEngineering_Project_SRS_SPMP_AI_Usage_Statement.docx
@@ -24,7 +24,19 @@
         <w:rPr>
           <w:rFonts w:ascii="Times New Roman" w:hAnsi="Times New Roman" w:cs="Times New Roman"/>
         </w:rPr>
-        <w:t xml:space="preserve">Jorge Bautistsa, Stephen Canavan, </w:t>
+        <w:t>Jorge Bauti</w:t>
+      </w:r>
+      <w:r>
+        <w:rPr>
+          <w:rFonts w:ascii="Times New Roman" w:hAnsi="Times New Roman" w:cs="Times New Roman"/>
+        </w:rPr>
+        <w:t>st</w:t>
+      </w:r>
+      <w:r>
+        <w:rPr>
+          <w:rFonts w:ascii="Times New Roman" w:hAnsi="Times New Roman" w:cs="Times New Roman"/>
+        </w:rPr>
+        <w:t xml:space="preserve">a, Stephen Canavan, </w:t>
       </w:r>
       <w:r>
         <w:rPr>
@@ -1570,6 +1582,23 @@
 </file>
 
 <file path=customXml/item1.xml><?xml version="1.0" encoding="utf-8"?>
+<p:properties xmlns:p="http://schemas.microsoft.com/office/2006/metadata/properties" xmlns:xsi="http://www.w3.org/2001/XMLSchema-instance" xmlns:pc="http://schemas.microsoft.com/office/infopath/2007/PartnerControls">
+  <documentManagement>
+    <_activity xmlns="61301d3d-a18e-49a5-b65a-3c33f30a2fbc" xsi:nil="true"/>
+  </documentManagement>
+</p:properties>
+</file>
+
+<file path=customXml/item2.xml><?xml version="1.0" encoding="utf-8"?>
+<?mso-contentType ?>
+<FormTemplates xmlns="http://schemas.microsoft.com/sharepoint/v3/contenttype/forms">
+  <Display>DocumentLibraryForm</Display>
+  <Edit>DocumentLibraryForm</Edit>
+  <New>DocumentLibraryForm</New>
+</FormTemplates>
+</file>
+
+<file path=customXml/item3.xml><?xml version="1.0" encoding="utf-8"?>
 <ct:contentTypeSchema xmlns:ct="http://schemas.microsoft.com/office/2006/metadata/contentType" xmlns:ma="http://schemas.microsoft.com/office/2006/metadata/properties/metaAttributes" ct:_="" ma:_="" ma:contentTypeName="Document" ma:contentTypeID="0x0101008FB839624B94474C872505918C79400A" ma:contentTypeVersion="15" ma:contentTypeDescription="Create a new document." ma:contentTypeScope="" ma:versionID="e5533b9c3e32061429638b8114a497d6">
   <xsd:schema xmlns:xsd="http://www.w3.org/2001/XMLSchema" xmlns:xs="http://www.w3.org/2001/XMLSchema" xmlns:p="http://schemas.microsoft.com/office/2006/metadata/properties" xmlns:ns3="61301d3d-a18e-49a5-b65a-3c33f30a2fbc" xmlns:ns4="dde9b565-92dc-4932-863f-aa7bb8b7ad44" targetNamespace="http://schemas.microsoft.com/office/2006/metadata/properties" ma:root="true" ma:fieldsID="f2c3e4f6a4385c03519514634e01f365" ns3:_="" ns4:_="">
     <xsd:import namespace="61301d3d-a18e-49a5-b65a-3c33f30a2fbc"/>
@@ -1802,24 +1831,25 @@
 </ct:contentTypeSchema>
 </file>
 
-<file path=customXml/item2.xml><?xml version="1.0" encoding="utf-8"?>
-<?mso-contentType ?>
-<FormTemplates xmlns="http://schemas.microsoft.com/sharepoint/v3/contenttype/forms">
-  <Display>DocumentLibraryForm</Display>
-  <Edit>DocumentLibraryForm</Edit>
-  <New>DocumentLibraryForm</New>
-</FormTemplates>
+<file path=customXml/itemProps1.xml><?xml version="1.0" encoding="utf-8"?>
+<ds:datastoreItem xmlns:ds="http://schemas.openxmlformats.org/officeDocument/2006/customXml" ds:itemID="{9C1ADE41-87A2-495E-91FB-F8DCE5A6F011}">
+  <ds:schemaRefs>
+    <ds:schemaRef ds:uri="http://schemas.microsoft.com/office/2006/metadata/properties"/>
+    <ds:schemaRef ds:uri="http://schemas.microsoft.com/office/infopath/2007/PartnerControls"/>
+    <ds:schemaRef ds:uri="61301d3d-a18e-49a5-b65a-3c33f30a2fbc"/>
+  </ds:schemaRefs>
+</ds:datastoreItem>
 </file>
 
-<file path=customXml/item3.xml><?xml version="1.0" encoding="utf-8"?>
-<p:properties xmlns:p="http://schemas.microsoft.com/office/2006/metadata/properties" xmlns:xsi="http://www.w3.org/2001/XMLSchema-instance" xmlns:pc="http://schemas.microsoft.com/office/infopath/2007/PartnerControls">
-  <documentManagement>
-    <_activity xmlns="61301d3d-a18e-49a5-b65a-3c33f30a2fbc" xsi:nil="true"/>
-  </documentManagement>
-</p:properties>
+<file path=customXml/itemProps2.xml><?xml version="1.0" encoding="utf-8"?>
+<ds:datastoreItem xmlns:ds="http://schemas.openxmlformats.org/officeDocument/2006/customXml" ds:itemID="{4FDF9C74-A8E3-49D6-B6D1-A3039FC821CC}">
+  <ds:schemaRefs>
+    <ds:schemaRef ds:uri="http://schemas.microsoft.com/sharepoint/v3/contenttype/forms"/>
+  </ds:schemaRefs>
+</ds:datastoreItem>
 </file>
 
-<file path=customXml/itemProps1.xml><?xml version="1.0" encoding="utf-8"?>
+<file path=customXml/itemProps3.xml><?xml version="1.0" encoding="utf-8"?>
 <ds:datastoreItem xmlns:ds="http://schemas.openxmlformats.org/officeDocument/2006/customXml" ds:itemID="{0BCDD47A-13DA-439D-8BD6-6626EF3B743E}">
   <ds:schemaRefs>
     <ds:schemaRef ds:uri="http://schemas.microsoft.com/office/2006/metadata/contentType"/>
@@ -1836,22 +1866,4 @@
     <ds:schemaRef ds:uri="http://schemas.microsoft.com/internal/obd"/>
   </ds:schemaRefs>
 </ds:datastoreItem>
-</file>
-
-<file path=customXml/itemProps2.xml><?xml version="1.0" encoding="utf-8"?>
-<ds:datastoreItem xmlns:ds="http://schemas.openxmlformats.org/officeDocument/2006/customXml" ds:itemID="{4FDF9C74-A8E3-49D6-B6D1-A3039FC821CC}">
-  <ds:schemaRefs>
-    <ds:schemaRef ds:uri="http://schemas.microsoft.com/sharepoint/v3/contenttype/forms"/>
-  </ds:schemaRefs>
-</ds:datastoreItem>
-</file>
-
-<file path=customXml/itemProps3.xml><?xml version="1.0" encoding="utf-8"?>
-<ds:datastoreItem xmlns:ds="http://schemas.openxmlformats.org/officeDocument/2006/customXml" ds:itemID="{9C1ADE41-87A2-495E-91FB-F8DCE5A6F011}">
-  <ds:schemaRefs>
-    <ds:schemaRef ds:uri="http://schemas.microsoft.com/office/2006/metadata/properties"/>
-    <ds:schemaRef ds:uri="http://schemas.microsoft.com/office/infopath/2007/PartnerControls"/>
-    <ds:schemaRef ds:uri="61301d3d-a18e-49a5-b65a-3c33f30a2fbc"/>
-  </ds:schemaRefs>
-</ds:datastoreItem>
 </file>